--- a/docs/REPORT.docx
+++ b/docs/REPORT.docx
@@ -56,28 +56,28 @@
           <w:sz w:val="22"/>
           <w:szCs w:val="22"/>
         </w:rPr>
-        <w:t>Student: [enter your full name]</w:t>
-      </w:r>
-    </w:p>
-    <w:p>
-      <w:pPr>
-        <w:pStyle w:val="a3"/>
-        <w:keepLines/>
-        <w:rPr>
-          <w:rFonts w:ascii="Calibri" w:hAnsi="Calibri" w:cs="Calibri"/>
-          <w:color w:val="182635"/>
-          <w:sz w:val="22"/>
-          <w:szCs w:val="22"/>
-        </w:rPr>
-      </w:pPr>
-      <w:r>
-        <w:rPr>
-          <w:rFonts w:ascii="Calibri" w:hAnsi="Calibri" w:cs="Calibri"/>
-          <w:color w:val="182635"/>
-          <w:sz w:val="22"/>
-          <w:szCs w:val="22"/>
-        </w:rPr>
-        <w:t>Group: [enter your group]</w:t>
+        <w:t>Student: Ziyadinkhan Kudaibergenuly</w:t>
+      </w:r>
+    </w:p>
+    <w:p>
+      <w:pPr>
+        <w:pStyle w:val="a3"/>
+        <w:keepLines/>
+        <w:rPr>
+          <w:rFonts w:ascii="Calibri" w:hAnsi="Calibri" w:cs="Calibri"/>
+          <w:color w:val="182635"/>
+          <w:sz w:val="22"/>
+          <w:szCs w:val="22"/>
+        </w:rPr>
+      </w:pPr>
+      <w:r>
+        <w:rPr>
+          <w:rFonts w:ascii="Calibri" w:hAnsi="Calibri" w:cs="Calibri"/>
+          <w:color w:val="182635"/>
+          <w:sz w:val="22"/>
+          <w:szCs w:val="22"/>
+        </w:rPr>
+        <w:t>Group: SE2501</w:t>
       </w:r>
     </w:p>
     <w:p>
@@ -247,7 +247,7 @@
           <w:szCs w:val="22"/>
         </w:rPr>
         <w:drawing>
-          <wp:inline distT="0" distB="0" distL="0" distR="0" wp14:anchorId="7CDED988" wp14:editId="2BA17ED5">
+          <wp:inline distT="0" distB="0" distL="0" distR="0" wp14:anchorId="6AF4B673" wp14:editId="13AC03F1">
             <wp:extent cx="4248150" cy="3724275"/>
             <wp:effectExtent l="0" t="0" r="0" b="9525"/>
             <wp:docPr id="1" name="Рисунок 1" descr="Factory Method UML"/>
@@ -416,9 +416,8 @@
           <w:sz w:val="22"/>
           <w:szCs w:val="22"/>
         </w:rPr>
-        <w:lastRenderedPageBreak/>
         <w:drawing>
-          <wp:inline distT="0" distB="0" distL="0" distR="0" wp14:anchorId="612E638F" wp14:editId="21AF55A8">
+          <wp:inline distT="0" distB="0" distL="0" distR="0" wp14:anchorId="5DEA0F57" wp14:editId="3BD9FA56">
             <wp:extent cx="5905500" cy="3838575"/>
             <wp:effectExtent l="0" t="0" r="0" b="9525"/>
             <wp:docPr id="2" name="Рисунок 2" descr="Abstract Factory UML"/>
@@ -560,6 +559,7 @@
         <w:rPr>
           <w:color w:val="182635"/>
         </w:rPr>
+        <w:lastRenderedPageBreak/>
         <w:t>public abstract class VehicleFactory {</w:t>
       </w:r>
     </w:p>
@@ -1106,6 +1106,7 @@
           <w:sz w:val="22"/>
           <w:szCs w:val="22"/>
         </w:rPr>
+        <w:lastRenderedPageBreak/>
         <w:t>Main wires the application. Factories construct products, VehicleFactory handles the shared rental workflow, and AccessoryRental works with the accessory interfaces. Console output is isolated in Main. Concrete selection at the composition root is expected dependency wiring, not concrete construction inside the Abstract Factory client.</w:t>
       </w:r>
     </w:p>
@@ -1295,13 +1296,13 @@
         <w:rPr>
           <w:color w:val="182635"/>
         </w:rPr>
-        <w:t xml:space="preserve">  </w:t>
-      </w:r>
-      <w:r>
-        <w:rPr>
-          <w:color w:val="182635"/>
-        </w:rPr>
-        <w:t>Part B - Car child seat + Car alarm</w:t>
+        <w:t xml:space="preserve">  Pa</w:t>
+      </w:r>
+      <w:r>
+        <w:rPr>
+          <w:color w:val="182635"/>
+        </w:rPr>
+        <w:t>rt B - Car child seat + Car alarm</w:t>
       </w:r>
     </w:p>
     <w:p>
@@ -1523,6 +1524,7 @@
           <w:sz w:val="22"/>
           <w:szCs w:val="22"/>
         </w:rPr>
+        <w:lastRenderedPageBreak/>
         <w:t>- Freeman, E., and Robson, E. Head First Design Patterns, Chapter 4 (assigned course reference).</w:t>
       </w:r>
     </w:p>
@@ -1586,7 +1588,7 @@
           <w:sz w:val="22"/>
           <w:szCs w:val="22"/>
         </w:rPr>
-        <w:t>Preparation disclosure: this project and report were developed with AI assistance. Review, adapt, and disclose assistance as required by the course. Student identity must be filled in by the student; this draft does not claim unaided authorship.</w:t>
+        <w:t>Preparation disclosure: this project and report were developed with AI assistance. Review, adapt, and disclose assistance as required by the course. This report does not claim unaided authorship.</w:t>
       </w:r>
     </w:p>
     <w:sectPr>
@@ -2341,7 +2343,7 @@
     <w:link w:val="a7"/>
     <w:uiPriority w:val="99"/>
     <w:unhideWhenUsed/>
-    <w:rsid w:val="00D775AE"/>
+    <w:rsid w:val="008777FB"/>
     <w:pPr>
       <w:tabs>
         <w:tab w:val="center" w:pos="4677"/>
@@ -2354,7 +2356,7 @@
     <w:basedOn w:val="a0"/>
     <w:link w:val="a6"/>
     <w:uiPriority w:val="99"/>
-    <w:rsid w:val="00D775AE"/>
+    <w:rsid w:val="008777FB"/>
     <w:rPr>
       <w:rFonts w:eastAsiaTheme="minorEastAsia"/>
       <w:sz w:val="24"/>
@@ -2367,7 +2369,7 @@
     <w:link w:val="a9"/>
     <w:uiPriority w:val="99"/>
     <w:unhideWhenUsed/>
-    <w:rsid w:val="00D775AE"/>
+    <w:rsid w:val="008777FB"/>
     <w:pPr>
       <w:tabs>
         <w:tab w:val="center" w:pos="4677"/>
@@ -2380,7 +2382,7 @@
     <w:basedOn w:val="a0"/>
     <w:link w:val="a8"/>
     <w:uiPriority w:val="99"/>
-    <w:rsid w:val="00D775AE"/>
+    <w:rsid w:val="008777FB"/>
     <w:rPr>
       <w:rFonts w:eastAsiaTheme="minorEastAsia"/>
       <w:sz w:val="24"/>
